--- a/resources/templates/05经济责任审计公示.docx
+++ b/resources/templates/05经济责任审计公示.docx
@@ -40,6 +40,7 @@
         <w:t xml:space="preserve">根据《中华人民共和国审计法》第五十八条和中共中央办公厅、国务院办公厅《党政主要领导干部和国有企事业单位主要领导人员经济责任审计规定》的规定，经中共科右前旗委审计委员会批准，中共科右前旗委审计委员会办公室、科右前旗审计局派出审计组，自{auditStartDate}起，对{auditedLeaderUnit}{auditedLeaderName}同志开展{auditedLeaderPosition}经济责任审计。
 {content}
 {text}
+审计期间：{auditPeriod}
 公示期间：{announcementStartDate}至{announcementEndDate}
 项目名称：{projectName}</w:t>
       </w:r>
